--- a/safaitic-research/Poetics/register/wer_dies_liest_register_v5.docx
+++ b/safaitic-research/Poetics/register/wer_dies_liest_register_v5.docx
@@ -7947,6 +7947,248 @@
         <w:t xml:space="preserve">: Winnett &amp; Harding, Inscriptions from Fifty Safaitic Cairns – Die umfassende Dokumentation von fünfzig Steinhügeln, die als strukturelles Rückgrat der modernen safaitischen Epigraphik gilt.</w:t>
       </w:r>
     </w:p>
+    <w:p>
+      <w:pPr>
+        <w:spacing w:after="120" w:line="300"/>
+      </w:pPr>
+      <w:r>
+        <w:rPr>
+          <w:rFonts w:ascii="Georgia" w:cs="Georgia" w:eastAsia="Georgia" w:hAnsi="Georgia"/>
+          <w:b/>
+          <w:sz w:val="22"/>
+          <w:szCs w:val="22"/>
+        </w:rPr>
+        <w:t xml:space="preserve">C</w:t>
+      </w:r>
+      <w:r>
+        <w:rPr>
+          <w:rFonts w:ascii="Georgia" w:cs="Georgia" w:eastAsia="Georgia" w:hAnsi="Georgia"/>
+          <w:sz w:val="22"/>
+          <w:szCs w:val="22"/>
+        </w:rPr>
+        <w:t xml:space="preserve">: Corpus Inscriptionum Semiticarum, Pars V – die safaitischen Inschriften (u. a. Dussaud &amp; Macler; Ryckmans 1950).</w:t>
+      </w:r>
+    </w:p>
+    <w:p>
+      <w:pPr>
+        <w:spacing w:after="120" w:line="300"/>
+      </w:pPr>
+      <w:r>
+        <w:rPr>
+          <w:rFonts w:ascii="Georgia" w:cs="Georgia" w:eastAsia="Georgia" w:hAnsi="Georgia"/>
+          <w:b/>
+          <w:sz w:val="22"/>
+          <w:szCs w:val="22"/>
+        </w:rPr>
+        <w:t xml:space="preserve">SIJ</w:t>
+      </w:r>
+      <w:r>
+        <w:rPr>
+          <w:rFonts w:ascii="Georgia" w:cs="Georgia" w:eastAsia="Georgia" w:hAnsi="Georgia"/>
+          <w:sz w:val="22"/>
+          <w:szCs w:val="22"/>
+        </w:rPr>
+        <w:t xml:space="preserve">: Winnett, Safaitic Inscriptions from Jordan (Toronto 1957).</w:t>
+      </w:r>
+    </w:p>
+    <w:p>
+      <w:pPr>
+        <w:spacing w:after="120" w:line="300"/>
+      </w:pPr>
+      <w:r>
+        <w:rPr>
+          <w:rFonts w:ascii="Georgia" w:cs="Georgia" w:eastAsia="Georgia" w:hAnsi="Georgia"/>
+          <w:b/>
+          <w:sz w:val="22"/>
+          <w:szCs w:val="22"/>
+        </w:rPr>
+        <w:t xml:space="preserve">ISB</w:t>
+      </w:r>
+      <w:r>
+        <w:rPr>
+          <w:rFonts w:ascii="Georgia" w:cs="Georgia" w:eastAsia="Georgia" w:hAnsi="Georgia"/>
+          <w:sz w:val="22"/>
+          <w:szCs w:val="22"/>
+        </w:rPr>
+        <w:t xml:space="preserve">: Oxtoby, Some Inscriptions of the Safaitic Bedouin (New Haven 1968).</w:t>
+      </w:r>
+    </w:p>
+    <w:p>
+      <w:pPr>
+        <w:spacing w:after="120" w:line="300"/>
+      </w:pPr>
+      <w:r>
+        <w:rPr>
+          <w:rFonts w:ascii="Georgia" w:cs="Georgia" w:eastAsia="Georgia" w:hAnsi="Georgia"/>
+          <w:b/>
+          <w:sz w:val="22"/>
+          <w:szCs w:val="22"/>
+        </w:rPr>
+        <w:t xml:space="preserve">CSNS</w:t>
+      </w:r>
+      <w:r>
+        <w:rPr>
+          <w:rFonts w:ascii="Georgia" w:cs="Georgia" w:eastAsia="Georgia" w:hAnsi="Georgia"/>
+          <w:sz w:val="22"/>
+          <w:szCs w:val="22"/>
+        </w:rPr>
+        <w:t xml:space="preserve">: Clark, A Study of New Safaitic Inscriptions from Jordan (1979).</w:t>
+      </w:r>
+    </w:p>
+    <w:p>
+      <w:pPr>
+        <w:spacing w:after="120" w:line="300"/>
+      </w:pPr>
+      <w:r>
+        <w:rPr>
+          <w:rFonts w:ascii="Georgia" w:cs="Georgia" w:eastAsia="Georgia" w:hAnsi="Georgia"/>
+          <w:b/>
+          <w:sz w:val="22"/>
+          <w:szCs w:val="22"/>
+        </w:rPr>
+        <w:t xml:space="preserve">Rees</w:t>
+      </w:r>
+      <w:r>
+        <w:rPr>
+          <w:rFonts w:ascii="Georgia" w:cs="Georgia" w:eastAsia="Georgia" w:hAnsi="Georgia"/>
+          <w:sz w:val="22"/>
+          <w:szCs w:val="22"/>
+        </w:rPr>
+        <w:t xml:space="preserve">: L. W. B. Rees, frühe Aufnahmen aus der Ḥarrat al-Raǧil (1920er Jahre).</w:t>
+      </w:r>
+    </w:p>
+    <w:p>
+      <w:pPr>
+        <w:spacing w:after="120" w:line="300"/>
+      </w:pPr>
+      <w:r>
+        <w:rPr>
+          <w:rFonts w:ascii="Georgia" w:cs="Georgia" w:eastAsia="Georgia" w:hAnsi="Georgia"/>
+          <w:b/>
+          <w:sz w:val="22"/>
+          <w:szCs w:val="22"/>
+        </w:rPr>
+        <w:t xml:space="preserve">Is.L / Is.Mu</w:t>
+      </w:r>
+      <w:r>
+        <w:rPr>
+          <w:rFonts w:ascii="Georgia" w:cs="Georgia" w:eastAsia="Georgia" w:hAnsi="Georgia"/>
+          <w:sz w:val="22"/>
+          <w:szCs w:val="22"/>
+        </w:rPr>
+        <w:t xml:space="preserve">: Sammlungen aus al-ʿĪsāwī (Rif Dimašq); Editionsnachweis jeweils im OCIANA-Eintrag.</w:t>
+      </w:r>
+    </w:p>
+    <w:p>
+      <w:pPr>
+        <w:spacing w:after="120" w:line="300"/>
+      </w:pPr>
+      <w:r>
+        <w:rPr>
+          <w:rFonts w:ascii="Georgia" w:cs="Georgia" w:eastAsia="Georgia" w:hAnsi="Georgia"/>
+          <w:b/>
+          <w:sz w:val="22"/>
+          <w:szCs w:val="22"/>
+        </w:rPr>
+        <w:t xml:space="preserve">RQ.A / RQ.D</w:t>
+      </w:r>
+      <w:r>
+        <w:rPr>
+          <w:rFonts w:ascii="Georgia" w:cs="Georgia" w:eastAsia="Georgia" w:hAnsi="Georgia"/>
+          <w:sz w:val="22"/>
+          <w:szCs w:val="22"/>
+        </w:rPr>
+        <w:t xml:space="preserve">: Aufnahmen aus Riǧm Qaʿqūl (Rif Dimašq).</w:t>
+      </w:r>
+    </w:p>
+    <w:p>
+      <w:pPr>
+        <w:spacing w:after="120" w:line="300"/>
+      </w:pPr>
+      <w:r>
+        <w:rPr>
+          <w:rFonts w:ascii="Georgia" w:cs="Georgia" w:eastAsia="Georgia" w:hAnsi="Georgia"/>
+          <w:b/>
+          <w:sz w:val="22"/>
+          <w:szCs w:val="22"/>
+        </w:rPr>
+        <w:t xml:space="preserve">RSIS / ASWS / SSWS / AbSWS / RWQ</w:t>
+      </w:r>
+      <w:r>
+        <w:rPr>
+          <w:rFonts w:ascii="Georgia" w:cs="Georgia" w:eastAsia="Georgia" w:hAnsi="Georgia"/>
+          <w:sz w:val="22"/>
+          <w:szCs w:val="22"/>
+        </w:rPr>
+        <w:t xml:space="preserve">: Surveys der Wādī-Sārah- und Wādī-Salma-Region (Provinz Al-Mafraq).</w:t>
+      </w:r>
+    </w:p>
+    <w:p>
+      <w:pPr>
+        <w:spacing w:after="120" w:line="300"/>
+      </w:pPr>
+      <w:r>
+        <w:rPr>
+          <w:rFonts w:ascii="Georgia" w:cs="Georgia" w:eastAsia="Georgia" w:hAnsi="Georgia"/>
+          <w:b/>
+          <w:sz w:val="22"/>
+          <w:szCs w:val="22"/>
+        </w:rPr>
+        <w:t xml:space="preserve">AbaNS / HaNS / HaNSB / HNSD / HSNS</w:t>
+      </w:r>
+      <w:r>
+        <w:rPr>
+          <w:rFonts w:ascii="Georgia" w:cs="Georgia" w:eastAsia="Georgia" w:hAnsi="Georgia"/>
+          <w:sz w:val="22"/>
+          <w:szCs w:val="22"/>
+        </w:rPr>
+        <w:t xml:space="preserve">: nordjordanische Safaitic-Surveys.</w:t>
+      </w:r>
+    </w:p>
+    <w:p>
+      <w:pPr>
+        <w:spacing w:after="120" w:line="300"/>
+      </w:pPr>
+      <w:r>
+        <w:rPr>
+          <w:rFonts w:ascii="Georgia" w:cs="Georgia" w:eastAsia="Georgia" w:hAnsi="Georgia"/>
+          <w:b/>
+          <w:sz w:val="22"/>
+          <w:szCs w:val="22"/>
+        </w:rPr>
+        <w:t xml:space="preserve">AAEK / ASFF</w:t>
+      </w:r>
+      <w:r>
+        <w:rPr>
+          <w:rFonts w:ascii="Georgia" w:cs="Georgia" w:eastAsia="Georgia" w:hAnsi="Georgia"/>
+          <w:sz w:val="22"/>
+          <w:szCs w:val="22"/>
+        </w:rPr>
+        <w:t xml:space="preserve">: Surveys von Qāʿ Fahadah (Provinz Al-Mafraq).</w:t>
+      </w:r>
+    </w:p>
+    <w:p>
+      <w:pPr>
+        <w:spacing w:after="120" w:line="300"/>
+      </w:pPr>
+      <w:r>
+        <w:rPr>
+          <w:rFonts w:ascii="Georgia" w:cs="Georgia" w:eastAsia="Georgia" w:hAnsi="Georgia"/>
+          <w:b/>
+          <w:sz w:val="22"/>
+          <w:szCs w:val="22"/>
+        </w:rPr>
+        <w:t xml:space="preserve">JaS / KWQ / CEDS / GSSH / MKJS / BS / WAMS / BWM / ZN</w:t>
+      </w:r>
+      <w:r>
+        <w:rPr>
+          <w:rFonts w:ascii="Georgia" w:cs="Georgia" w:eastAsia="Georgia" w:hAnsi="Georgia"/>
+          <w:sz w:val="22"/>
+          <w:szCs w:val="22"/>
+        </w:rPr>
+        <w:t xml:space="preserve">: weitere OCIANA-Survey-Siglen aus der nordostjordanischen Ḥarrah; vollständiger Editionsnachweis jeweils im OCIANA-Eintrag.</w:t>
+      </w:r>
+    </w:p>
     <w:p/>
     <w:p>
       <w:pPr>
@@ -8074,15 +8316,15 @@
           <w:sz w:val="22"/>
           <w:szCs w:val="22"/>
         </w:rPr>
-        <w:t xml:space="preserve">Jathum / Jawa / Wādī Miqāṭ / Qāʿ al-Maḥfūr / Qāʿ Fahadah / Zimlet Nāṣir</w:t>
-      </w:r>
-      <w:r>
-        <w:rPr>
-          <w:rFonts w:ascii="Georgia" w:cs="Georgia" w:eastAsia="Georgia" w:hAnsi="Georgia"/>
-          <w:sz w:val="22"/>
-          <w:szCs w:val="22"/>
-        </w:rPr>
-        <w:t xml:space="preserve">: Fundpunkte und archäologische Surveys innerhalb der nordostjordanischen Basaltwüste (Regionen Safawi und Ruwayshid).</w:t>
+        <w:t xml:space="preserve">Qāʿ Fahadah</w:t>
+      </w:r>
+      <w:r>
+        <w:rPr>
+          <w:rFonts w:ascii="Georgia" w:cs="Georgia" w:eastAsia="Georgia" w:hAnsi="Georgia"/>
+          <w:sz w:val="22"/>
+          <w:szCs w:val="22"/>
+        </w:rPr>
+        <w:t xml:space="preserve">: Fundplatz in der Provinz Al-Mafraq, Nordostjordanien (Ahnenreihen in Kapitel I).</w:t>
       </w:r>
     </w:p>
     <w:p>
@@ -8096,6 +8338,28 @@
           <w:sz w:val="22"/>
           <w:szCs w:val="22"/>
         </w:rPr>
+        <w:t xml:space="preserve">Jathum / Jawa / Wādī Miqāṭ / Qāʿ al-Maḥfūr / Zimlet Nāṣir / bei Safawi / bei Ruwayshid</w:t>
+      </w:r>
+      <w:r>
+        <w:rPr>
+          <w:rFonts w:ascii="Georgia" w:cs="Georgia" w:eastAsia="Georgia" w:hAnsi="Georgia"/>
+          <w:sz w:val="22"/>
+          <w:szCs w:val="22"/>
+        </w:rPr>
+        <w:t xml:space="preserve">: weitere Fundpunkte und Surveys innerhalb der nordostjordanischen Basaltwüste.</w:t>
+      </w:r>
+    </w:p>
+    <w:p>
+      <w:pPr>
+        <w:spacing w:after="120" w:line="300"/>
+      </w:pPr>
+      <w:r>
+        <w:rPr>
+          <w:rFonts w:ascii="Georgia" w:cs="Georgia" w:eastAsia="Georgia" w:hAnsi="Georgia"/>
+          <w:b/>
+          <w:sz w:val="22"/>
+          <w:szCs w:val="22"/>
+        </w:rPr>
         <w:t xml:space="preserve">Zalaf</w:t>
       </w:r>
       <w:r>
@@ -8127,6 +8391,182 @@
           <w:szCs w:val="22"/>
         </w:rPr>
         <w:t xml:space="preserve">: Fundplätze im Gouvernement Rif Dimašq, innerhalb der südsyrischen Basaltlandschaft.</w:t>
+      </w:r>
+    </w:p>
+    <w:p>
+      <w:pPr>
+        <w:spacing w:after="120" w:line="300"/>
+      </w:pPr>
+      <w:r>
+        <w:rPr>
+          <w:rFonts w:ascii="Georgia" w:cs="Georgia" w:eastAsia="Georgia" w:hAnsi="Georgia"/>
+          <w:b/>
+          <w:sz w:val="22"/>
+          <w:szCs w:val="22"/>
+        </w:rPr>
+        <w:t xml:space="preserve">Ǧabal Says</w:t>
+      </w:r>
+      <w:r>
+        <w:rPr>
+          <w:rFonts w:ascii="Georgia" w:cs="Georgia" w:eastAsia="Georgia" w:hAnsi="Georgia"/>
+          <w:sz w:val="22"/>
+          <w:szCs w:val="22"/>
+        </w:rPr>
+        <w:t xml:space="preserve">: Basaltmassiv im Gouvernement Rif Dimašq, südsyrische Ṣafā.</w:t>
+      </w:r>
+    </w:p>
+    <w:p>
+      <w:pPr>
+        <w:spacing w:after="120" w:line="300"/>
+      </w:pPr>
+      <w:r>
+        <w:rPr>
+          <w:rFonts w:ascii="Georgia" w:cs="Georgia" w:eastAsia="Georgia" w:hAnsi="Georgia"/>
+          <w:b/>
+          <w:sz w:val="22"/>
+          <w:szCs w:val="22"/>
+        </w:rPr>
+        <w:t xml:space="preserve">Tall aḍ-Ḍabiʿ</w:t>
+      </w:r>
+      <w:r>
+        <w:rPr>
+          <w:rFonts w:ascii="Georgia" w:cs="Georgia" w:eastAsia="Georgia" w:hAnsi="Georgia"/>
+          <w:sz w:val="22"/>
+          <w:szCs w:val="22"/>
+        </w:rPr>
+        <w:t xml:space="preserve">: Tall aḍ-Ḍabiʿ am Wādī as-Samin, Süd-Syrien.</w:t>
+      </w:r>
+    </w:p>
+    <w:p>
+      <w:pPr>
+        <w:spacing w:after="120" w:line="300"/>
+      </w:pPr>
+      <w:r>
+        <w:rPr>
+          <w:rFonts w:ascii="Georgia" w:cs="Georgia" w:eastAsia="Georgia" w:hAnsi="Georgia"/>
+          <w:b/>
+          <w:sz w:val="22"/>
+          <w:szCs w:val="22"/>
+        </w:rPr>
+        <w:t xml:space="preserve">Al-Mrōshan / Khirbat al-Hubayrīyah / Khirbat al-Umbāšī</w:t>
+      </w:r>
+      <w:r>
+        <w:rPr>
+          <w:rFonts w:ascii="Georgia" w:cs="Georgia" w:eastAsia="Georgia" w:hAnsi="Georgia"/>
+          <w:sz w:val="22"/>
+          <w:szCs w:val="22"/>
+        </w:rPr>
+        <w:t xml:space="preserve">: Fundpunkte im Gouvernement Al-Suwaydā, Süd-Syrien.</w:t>
+      </w:r>
+    </w:p>
+    <w:p>
+      <w:pPr>
+        <w:spacing w:after="120" w:line="300"/>
+      </w:pPr>
+      <w:r>
+        <w:rPr>
+          <w:rFonts w:ascii="Georgia" w:cs="Georgia" w:eastAsia="Georgia" w:hAnsi="Georgia"/>
+          <w:b/>
+          <w:sz w:val="22"/>
+          <w:szCs w:val="22"/>
+        </w:rPr>
+        <w:t xml:space="preserve">Al-Mafraq</w:t>
+      </w:r>
+      <w:r>
+        <w:rPr>
+          <w:rFonts w:ascii="Georgia" w:cs="Georgia" w:eastAsia="Georgia" w:hAnsi="Georgia"/>
+          <w:sz w:val="22"/>
+          <w:szCs w:val="22"/>
+        </w:rPr>
+        <w:t xml:space="preserve">: Provinz Al-Mafraq (Nordostjordanien) – genauer Fundpunkt nicht angegeben.</w:t>
+      </w:r>
+    </w:p>
+    <w:p>
+      <w:pPr>
+        <w:spacing w:after="120" w:line="300"/>
+      </w:pPr>
+      <w:r>
+        <w:rPr>
+          <w:rFonts w:ascii="Georgia" w:cs="Georgia" w:eastAsia="Georgia" w:hAnsi="Georgia"/>
+          <w:b/>
+          <w:sz w:val="22"/>
+          <w:szCs w:val="22"/>
+        </w:rPr>
+        <w:t xml:space="preserve">Rif Dimašq / Al-Suwaydā</w:t>
+      </w:r>
+      <w:r>
+        <w:rPr>
+          <w:rFonts w:ascii="Georgia" w:cs="Georgia" w:eastAsia="Georgia" w:hAnsi="Georgia"/>
+          <w:sz w:val="22"/>
+          <w:szCs w:val="22"/>
+        </w:rPr>
+        <w:t xml:space="preserve">: südsyrische Gouvernements (Ṣafā) – genauer Fundpunkt nicht angegeben.</w:t>
+      </w:r>
+    </w:p>
+    <w:p>
+      <w:pPr>
+        <w:spacing w:after="120" w:line="300"/>
+      </w:pPr>
+      <w:r>
+        <w:rPr>
+          <w:rFonts w:ascii="Georgia" w:cs="Georgia" w:eastAsia="Georgia" w:hAnsi="Georgia"/>
+          <w:b/>
+          <w:sz w:val="22"/>
+          <w:szCs w:val="22"/>
+        </w:rPr>
+        <w:t xml:space="preserve">Jordanien (allg.) / Syrien (allg.)</w:t>
+      </w:r>
+      <w:r>
+        <w:rPr>
+          <w:rFonts w:ascii="Georgia" w:cs="Georgia" w:eastAsia="Georgia" w:hAnsi="Georgia"/>
+          <w:sz w:val="22"/>
+          <w:szCs w:val="22"/>
+        </w:rPr>
+        <w:t xml:space="preserve">: nur das Land überliefert (Ḥarrah bzw. Ṣafā).</w:t>
+      </w:r>
+    </w:p>
+    <w:p>
+      <w:pPr>
+        <w:spacing w:after="120" w:line="300"/>
+      </w:pPr>
+      <w:r>
+        <w:rPr>
+          <w:rFonts w:ascii="Georgia" w:cs="Georgia" w:eastAsia="Georgia" w:hAnsi="Georgia"/>
+          <w:b/>
+          <w:sz w:val="22"/>
+          <w:szCs w:val="22"/>
+        </w:rPr>
+        <w:t xml:space="preserve">Site 4 / Site 12 / Site 13 · Tell 5 · Tell al-ʿAbd · Cairn 9 / Cairn 10 · WH Cairn 7 · EDS 80-5 · Km 910</w:t>
+      </w:r>
+      <w:r>
+        <w:rPr>
+          <w:rFonts w:ascii="Georgia" w:cs="Georgia" w:eastAsia="Georgia" w:hAnsi="Georgia"/>
+          <w:sz w:val="22"/>
+          <w:szCs w:val="22"/>
+        </w:rPr>
+        <w:t xml:space="preserve">: interne Survey-Codes und Fundpunkte ohne näher benannten Ort (Nordostjordanien).</w:t>
+      </w:r>
+    </w:p>
+    <w:p>
+      <w:pPr>
+        <w:spacing w:after="120" w:line="300"/>
+      </w:pPr>
+      <w:r>
+        <w:rPr>
+          <w:rFonts w:ascii="Georgia" w:cs="Georgia" w:eastAsia="Georgia" w:hAnsi="Georgia"/>
+          <w:b/>
+          <w:sz w:val="22"/>
+          <w:szCs w:val="22"/>
+        </w:rPr>
+        <w:t xml:space="preserve">Fundort unbekannt</w:t>
+      </w:r>
+      <w:r>
+        <w:rPr>
+          <w:rFonts w:ascii="Georgia" w:cs="Georgia" w:eastAsia="Georgia" w:hAnsi="Georgia"/>
+          <w:sz w:val="22"/>
+          <w:szCs w:val="22"/>
+        </w:rPr>
+        <w:t xml:space="preserve">: keine Ortsangabe im OCIANA-Eintrag.</w:t>
       </w:r>
     </w:p>
     <w:p/>

--- a/safaitic-research/Poetics/register/wer_dies_liest_register_v5.docx
+++ b/safaitic-research/Poetics/register/wer_dies_liest_register_v5.docx
@@ -165,15 +165,15 @@
         <w:spacing w:after="40"/>
       </w:pPr>
       <w:r>
-        <w:t xml:space="preserve">Von Msk, Sohn des S²dt,</w:t>
-      </w:r>
-    </w:p>
-    <w:p>
-      <w:pPr>
-        <w:spacing w:after="40"/>
-      </w:pPr>
-      <w:r>
-        <w:t xml:space="preserve">Sohn des Mḥlm, Sohn des S²dt,</w:t>
+        <w:t xml:space="preserve">Von Msk, Sohn des Šdt,</w:t>
+      </w:r>
+    </w:p>
+    <w:p>
+      <w:pPr>
+        <w:spacing w:after="40"/>
+      </w:pPr>
+      <w:r>
+        <w:t xml:space="preserve">Sohn des Mḥlm, Sohn des Šdt,</w:t>
       </w:r>
     </w:p>
     <w:p>
@@ -218,7 +218,7 @@
         <w:spacing w:after="40"/>
       </w:pPr>
       <w:r>
-        <w:t xml:space="preserve">Sohn des S²dt, Sohn des Mḥlm,</w:t>
+        <w:t xml:space="preserve">Sohn des Šdt, Sohn des Mḥlm,</w:t>
       </w:r>
     </w:p>
     <w:p>
@@ -247,15 +247,15 @@
         <w:spacing w:after="40"/>
       </w:pPr>
       <w:r>
-        <w:t xml:space="preserve">Von Gs²m, Sohn des S¹mr,</w:t>
-      </w:r>
-    </w:p>
-    <w:p>
-      <w:pPr>
-        <w:spacing w:after="40"/>
-      </w:pPr>
-      <w:r>
-        <w:t xml:space="preserve">vom Stamm Bs¹ʾ.</w:t>
+        <w:t xml:space="preserve">Von Gšm, Sohn des Smr,</w:t>
+      </w:r>
+    </w:p>
+    <w:p>
+      <w:pPr>
+        <w:spacing w:after="40"/>
+      </w:pPr>
+      <w:r>
+        <w:t xml:space="preserve">vom Stamm Bsʾ.</w:t>
       </w:r>
     </w:p>
     <w:p>
@@ -292,7 +292,7 @@
         <w:spacing w:after="40"/>
       </w:pPr>
       <w:r>
-        <w:t xml:space="preserve">Sohn des S¹fʾ, Sohn des Ḥnf.</w:t>
+        <w:t xml:space="preserve">Sohn des Sfʾ, Sohn des Ḥnf.</w:t>
       </w:r>
     </w:p>
     <w:p>
@@ -342,7 +342,7 @@
         <w:spacing w:after="40"/>
       </w:pPr>
       <w:r>
-        <w:t xml:space="preserve">Von Hnʾ, Sohn des S²nʾ,</w:t>
+        <w:t xml:space="preserve">Von Hnʾ, Sohn des Šnʾ,</w:t>
       </w:r>
     </w:p>
     <w:p>
@@ -379,7 +379,7 @@
         <w:spacing w:after="40"/>
       </w:pPr>
       <w:r>
-        <w:t xml:space="preserve">Sohn des Tm, Sohn des S²ʿ.</w:t>
+        <w:t xml:space="preserve">Sohn des Tm, Sohn des Šʿ.</w:t>
       </w:r>
     </w:p>
     <w:p>
@@ -408,7 +408,7 @@
         <w:spacing w:after="40"/>
       </w:pPr>
       <w:r>
-        <w:t xml:space="preserve">Von S¹ʿd, Sohn des Ẓn, Sohn des Ṯlm.</w:t>
+        <w:t xml:space="preserve">Von Sʿd, Sohn des Ẓn, Sohn des Ṯlm.</w:t>
       </w:r>
     </w:p>
     <w:p>
@@ -437,7 +437,7 @@
         <w:spacing w:after="40"/>
       </w:pPr>
       <w:r>
-        <w:t xml:space="preserve">Von ʿrb, Sohn des Hrs¹.</w:t>
+        <w:t xml:space="preserve">Von ʿrb, Sohn des Hrs.</w:t>
       </w:r>
     </w:p>
     <w:p>
@@ -482,15 +482,15 @@
         <w:spacing w:after="40"/>
       </w:pPr>
       <w:r>
-        <w:t xml:space="preserve">Sohn des Hs¹m, Sohn des Gḥs²t,</w:t>
-      </w:r>
-    </w:p>
-    <w:p>
-      <w:pPr>
-        <w:spacing w:after="40"/>
-      </w:pPr>
-      <w:r>
-        <w:t xml:space="preserve">Sohn des S¹dy, Sohn des Wṭy,</w:t>
+        <w:t xml:space="preserve">Sohn des Hsm, Sohn des Gḥšt,</w:t>
+      </w:r>
+    </w:p>
+    <w:p>
+      <w:pPr>
+        <w:spacing w:after="40"/>
+      </w:pPr>
+      <w:r>
+        <w:t xml:space="preserve">Sohn des Sdy, Sohn des Wṭy,</w:t>
       </w:r>
     </w:p>
     <w:p>
@@ -535,7 +535,7 @@
         <w:spacing w:after="40"/>
       </w:pPr>
       <w:r>
-        <w:t xml:space="preserve">Sohn des Gṯ, Sohn des S²ʿr,</w:t>
+        <w:t xml:space="preserve">Sohn des Gṯ, Sohn des Šʿr,</w:t>
       </w:r>
     </w:p>
     <w:p>
@@ -580,7 +580,7 @@
         <w:spacing w:after="40"/>
       </w:pPr>
       <w:r>
-        <w:t xml:space="preserve">Sohn des Mṯn, Sohn des S²ʿhm,</w:t>
+        <w:t xml:space="preserve">Sohn des Mṯn, Sohn des Šʿhm,</w:t>
       </w:r>
     </w:p>
     <w:p>
@@ -617,15 +617,15 @@
         <w:spacing w:after="40"/>
       </w:pPr>
       <w:r>
-        <w:t xml:space="preserve">Von Hnʾt, Sohn des S¹lmt,</w:t>
-      </w:r>
-    </w:p>
-    <w:p>
-      <w:pPr>
-        <w:spacing w:after="40"/>
-      </w:pPr>
-      <w:r>
-        <w:t xml:space="preserve">Sohn des Lḏn, Sohn des S¹krn,</w:t>
+        <w:t xml:space="preserve">Von Hnʾt, Sohn des Slmt,</w:t>
+      </w:r>
+    </w:p>
+    <w:p>
+      <w:pPr>
+        <w:spacing w:after="40"/>
+      </w:pPr>
+      <w:r>
+        <w:t xml:space="preserve">Sohn des Lḏn, Sohn des Skrn,</w:t>
       </w:r>
     </w:p>
     <w:p>
@@ -654,15 +654,15 @@
         <w:spacing w:after="40"/>
       </w:pPr>
       <w:r>
-        <w:t xml:space="preserve">Von Kmn, Sohn des S¹lmt,</w:t>
-      </w:r>
-    </w:p>
-    <w:p>
-      <w:pPr>
-        <w:spacing w:after="40"/>
-      </w:pPr>
-      <w:r>
-        <w:t xml:space="preserve">Sohn des Lḏn, Sohn des S¹krn,</w:t>
+        <w:t xml:space="preserve">Von Kmn, Sohn des Slmt,</w:t>
+      </w:r>
+    </w:p>
+    <w:p>
+      <w:pPr>
+        <w:spacing w:after="40"/>
+      </w:pPr>
+      <w:r>
+        <w:t xml:space="preserve">Sohn des Lḏn, Sohn des Skrn,</w:t>
       </w:r>
     </w:p>
     <w:p>
@@ -834,7 +834,7 @@
         <w:spacing w:after="40"/>
       </w:pPr>
       <w:r>
-        <w:t xml:space="preserve">Von S²rk —</w:t>
+        <w:t xml:space="preserve">Von Šrk —</w:t>
       </w:r>
     </w:p>
     <w:p>
@@ -892,7 +892,7 @@
         <w:spacing w:after="40"/>
       </w:pPr>
       <w:r>
-        <w:t xml:space="preserve">Von ʿṭs¹.</w:t>
+        <w:t xml:space="preserve">Von ʿṭs.</w:t>
       </w:r>
     </w:p>
     <w:p>
@@ -955,7 +955,7 @@
         <w:spacing w:after="40"/>
       </w:pPr>
       <w:r>
-        <w:t xml:space="preserve">Von S¹ḫr.</w:t>
+        <w:t xml:space="preserve">Von Sḫr.</w:t>
       </w:r>
     </w:p>
     <w:p>
@@ -976,7 +976,7 @@
         <w:spacing w:after="40"/>
       </w:pPr>
       <w:r>
-        <w:t xml:space="preserve">Von Gḥs².</w:t>
+        <w:t xml:space="preserve">Von Gḥš.</w:t>
       </w:r>
     </w:p>
     <w:p>
@@ -997,7 +997,7 @@
         <w:spacing w:after="40"/>
       </w:pPr>
       <w:r>
-        <w:t xml:space="preserve">Von S¹ʿd.</w:t>
+        <w:t xml:space="preserve">Von Sʿd.</w:t>
       </w:r>
     </w:p>
     <w:p>
@@ -1018,7 +1018,7 @@
         <w:spacing w:after="40"/>
       </w:pPr>
       <w:r>
-        <w:t xml:space="preserve">Von Gḥs².</w:t>
+        <w:t xml:space="preserve">Von Gḥš.</w:t>
       </w:r>
     </w:p>
     <w:p>
@@ -1039,7 +1039,7 @@
         <w:spacing w:after="40"/>
       </w:pPr>
       <w:r>
-        <w:t xml:space="preserve">Von S¹lf.</w:t>
+        <w:t xml:space="preserve">Von Slf.</w:t>
       </w:r>
     </w:p>
     <w:p>
@@ -1081,7 +1081,7 @@
         <w:spacing w:after="40"/>
       </w:pPr>
       <w:r>
-        <w:t xml:space="preserve">Von S²d.</w:t>
+        <w:t xml:space="preserve">Von Šd.</w:t>
       </w:r>
     </w:p>
     <w:p>
@@ -1123,7 +1123,7 @@
         <w:spacing w:after="40"/>
       </w:pPr>
       <w:r>
-        <w:t xml:space="preserve">Von S¹drt.</w:t>
+        <w:t xml:space="preserve">Von Sdrt.</w:t>
       </w:r>
     </w:p>
     <w:p>
@@ -1176,15 +1176,15 @@
         <w:spacing w:after="40"/>
       </w:pPr>
       <w:r>
-        <w:t xml:space="preserve">Von Rbʾl, Sohn des Ḥnn, Sohn des Ẓ˥n,</w:t>
-      </w:r>
-    </w:p>
-    <w:p>
-      <w:pPr>
-        <w:spacing w:after="40"/>
-      </w:pPr>
-      <w:r>
-        <w:t xml:space="preserve">Sohn des Ḫyḏ, Sohn des ˥ḏr.</w:t>
+        <w:t xml:space="preserve">Von Rbʾl, Sohn des Ḥnn, Sohn des Ẓʿn,</w:t>
+      </w:r>
+    </w:p>
+    <w:p>
+      <w:pPr>
+        <w:spacing w:after="40"/>
+      </w:pPr>
+      <w:r>
+        <w:t xml:space="preserve">Sohn des Ḫyḏ, Sohn des ʿḏr.</w:t>
       </w:r>
     </w:p>
     <w:p>
@@ -1475,15 +1475,15 @@
         <w:spacing w:after="40"/>
       </w:pPr>
       <w:r>
-        <w:t xml:space="preserve">Von Ms¹wd, Sohn des Whbn,</w:t>
-      </w:r>
-    </w:p>
-    <w:p>
-      <w:pPr>
-        <w:spacing w:after="40"/>
-      </w:pPr>
-      <w:r>
-        <w:t xml:space="preserve">Sohn des Hrṯ, Sohn des Ms¹k,</w:t>
+        <w:t xml:space="preserve">Von Mswd, Sohn des Whbn,</w:t>
+      </w:r>
+    </w:p>
+    <w:p>
+      <w:pPr>
+        <w:spacing w:after="40"/>
+      </w:pPr>
+      <w:r>
+        <w:t xml:space="preserve">Sohn des Hrṯ, Sohn des Msk,</w:t>
       </w:r>
     </w:p>
     <w:p>
@@ -1536,15 +1536,15 @@
         <w:spacing w:after="40"/>
       </w:pPr>
       <w:r>
-        <w:t xml:space="preserve">Von S¹ʿd, Sohn des Ġyrʾl,</w:t>
-      </w:r>
-    </w:p>
-    <w:p>
-      <w:pPr>
-        <w:spacing w:after="40"/>
-      </w:pPr>
-      <w:r>
-        <w:t xml:space="preserve">Sohn des S¹krn, Sohn des Zkr,</w:t>
+        <w:t xml:space="preserve">Von Sʿd, Sohn des Ġyrʾl,</w:t>
+      </w:r>
+    </w:p>
+    <w:p>
+      <w:pPr>
+        <w:spacing w:after="40"/>
+      </w:pPr>
+      <w:r>
+        <w:t xml:space="preserve">Sohn des Skrn, Sohn des Zkr,</w:t>
       </w:r>
     </w:p>
     <w:p>
@@ -2545,7 +2545,7 @@
         <w:spacing w:after="40"/>
       </w:pPr>
       <w:r>
-        <w:t xml:space="preserve">Von Nḏr, Sohn des ʾs¹,</w:t>
+        <w:t xml:space="preserve">Von Nḏr, Sohn des ʾs,</w:t>
       </w:r>
     </w:p>
     <w:p>
@@ -2582,7 +2582,7 @@
         <w:spacing w:after="40"/>
       </w:pPr>
       <w:r>
-        <w:t xml:space="preserve">Von Ḥḍg, Sohn des S¹wr ----.</w:t>
+        <w:t xml:space="preserve">Von Ḥḍg, Sohn des Swr ----.</w:t>
       </w:r>
     </w:p>
     <w:p>
@@ -2656,15 +2656,15 @@
         <w:spacing w:after="40"/>
       </w:pPr>
       <w:r>
-        <w:t xml:space="preserve">Von S¹˥d, Sohn des Gls¹, Sohn des Ṣ˥d,</w:t>
-      </w:r>
-    </w:p>
-    <w:p>
-      <w:pPr>
-        <w:spacing w:after="40"/>
-      </w:pPr>
-      <w:r>
-        <w:t xml:space="preserve">Sohn des Mḥlm, Sohn des ʾn˥m, Sohn des L˥ṯmn.</w:t>
+        <w:t xml:space="preserve">Von Sʿd, Sohn des Gls, Sohn des Ṣʿd,</w:t>
+      </w:r>
+    </w:p>
+    <w:p>
+      <w:pPr>
+        <w:spacing w:after="40"/>
+      </w:pPr>
+      <w:r>
+        <w:t xml:space="preserve">Sohn des Mḥlm, Sohn des ʾnʿm, Sohn des Lʿṯmn.</w:t>
       </w:r>
     </w:p>
     <w:p>
@@ -2712,7 +2712,7 @@
         <w:spacing w:after="40"/>
       </w:pPr>
       <w:r>
-        <w:t xml:space="preserve">und um ʾn˥m,</w:t>
+        <w:t xml:space="preserve">und um ʾnʿm,</w:t>
       </w:r>
     </w:p>
     <w:p>
@@ -2744,7 +2744,7 @@
         <w:spacing w:after="40"/>
       </w:pPr>
       <w:r>
-        <w:t xml:space="preserve">und um ˥ḥmn, der gefangen war, im Jahr des Qbr,</w:t>
+        <w:t xml:space="preserve">und um ʿḥmn, der gefangen war, im Jahr des Qbr,</w:t>
       </w:r>
     </w:p>
     <w:p>
@@ -2874,7 +2874,7 @@
         <w:spacing w:after="40"/>
       </w:pPr>
       <w:r>
-        <w:t xml:space="preserve">S²ʿh ----</w:t>
+        <w:t xml:space="preserve">Šʿh ----</w:t>
       </w:r>
     </w:p>
     <w:p>
@@ -2895,39 +2895,39 @@
         <w:spacing w:after="40"/>
       </w:pPr>
       <w:r>
-        <w:t xml:space="preserve">Von ʾs²ym, Sohn des Drʾl,</w:t>
-      </w:r>
-    </w:p>
-    <w:p>
-      <w:pPr>
-        <w:spacing w:after="40"/>
-      </w:pPr>
-      <w:r>
-        <w:t xml:space="preserve">Sohn des ʾs²ym, Sohn des Drʾl,</w:t>
-      </w:r>
-    </w:p>
-    <w:p>
-      <w:pPr>
-        <w:spacing w:after="40"/>
-      </w:pPr>
-      <w:r>
-        <w:t xml:space="preserve">Sohn des Ks¹t, Sohn des ʿbd …</w:t>
-      </w:r>
-    </w:p>
-    <w:p>
-      <w:pPr>
-        <w:spacing w:after="40"/>
-      </w:pPr>
-      <w:r>
-        <w:t xml:space="preserve">Sohn des S²rk —</w:t>
-      </w:r>
-    </w:p>
-    <w:p>
-      <w:pPr>
-        <w:spacing w:after="40"/>
-      </w:pPr>
-      <w:r>
-        <w:t xml:space="preserve">ḫrs¹ ----ḫl----</w:t>
+        <w:t xml:space="preserve">Von ʾšym, Sohn des Drʾl,</w:t>
+      </w:r>
+    </w:p>
+    <w:p>
+      <w:pPr>
+        <w:spacing w:after="40"/>
+      </w:pPr>
+      <w:r>
+        <w:t xml:space="preserve">Sohn des ʾšym, Sohn des Drʾl,</w:t>
+      </w:r>
+    </w:p>
+    <w:p>
+      <w:pPr>
+        <w:spacing w:after="40"/>
+      </w:pPr>
+      <w:r>
+        <w:t xml:space="preserve">Sohn des Kst, Sohn des ʿbd …</w:t>
+      </w:r>
+    </w:p>
+    <w:p>
+      <w:pPr>
+        <w:spacing w:after="40"/>
+      </w:pPr>
+      <w:r>
+        <w:t xml:space="preserve">Sohn des Šrk —</w:t>
+      </w:r>
+    </w:p>
+    <w:p>
+      <w:pPr>
+        <w:spacing w:after="40"/>
+      </w:pPr>
+      <w:r>
+        <w:t xml:space="preserve">ḫrs ----ḫl----</w:t>
       </w:r>
     </w:p>
     <w:p>
@@ -2993,7 +2993,7 @@
         <w:spacing w:after="40"/>
       </w:pPr>
       <w:r>
-        <w:t xml:space="preserve">----, Sohn des ʾs¹lh,</w:t>
+        <w:t xml:space="preserve">----, Sohn des ʾslh,</w:t>
       </w:r>
     </w:p>
     <w:p>
@@ -3009,7 +3009,7 @@
         <w:spacing w:after="40"/>
       </w:pPr>
       <w:r>
-        <w:t xml:space="preserve">[----] ʾs¹ʾ</w:t>
+        <w:t xml:space="preserve">[----] ʾsʾ</w:t>
       </w:r>
     </w:p>
     <w:p>
@@ -3067,7 +3067,7 @@
         <w:spacing w:after="40"/>
       </w:pPr>
       <w:r>
-        <w:t xml:space="preserve">Von S¹ny, Sohn des Ḥwr,</w:t>
+        <w:t xml:space="preserve">Von Sny, Sohn des Ḥwr,</w:t>
       </w:r>
     </w:p>
     <w:p>
@@ -3104,15 +3104,15 @@
         <w:spacing w:after="40"/>
       </w:pPr>
       <w:r>
-        <w:t xml:space="preserve">Von ʿbs¹, Sohn des S²ẓr,</w:t>
-      </w:r>
-    </w:p>
-    <w:p>
-      <w:pPr>
-        <w:spacing w:after="40"/>
-      </w:pPr>
-      <w:r>
-        <w:t xml:space="preserve">und q----ys¹r —</w:t>
+        <w:t xml:space="preserve">Von ʿbs, Sohn des Šẓr,</w:t>
+      </w:r>
+    </w:p>
+    <w:p>
+      <w:pPr>
+        <w:spacing w:after="40"/>
+      </w:pPr>
+      <w:r>
+        <w:t xml:space="preserve">und q----ysr —</w:t>
       </w:r>
     </w:p>
     <w:p>
@@ -3141,23 +3141,23 @@
         <w:spacing w:after="40"/>
       </w:pPr>
       <w:r>
-        <w:t xml:space="preserve">Von Wrs¹, Sohn des ʾglḥ,</w:t>
-      </w:r>
-    </w:p>
-    <w:p>
-      <w:pPr>
-        <w:spacing w:after="40"/>
-      </w:pPr>
-      <w:r>
-        <w:t xml:space="preserve">Sohn des Ys¹lm, Sohn des ʾglḥ,</w:t>
-      </w:r>
-    </w:p>
-    <w:p>
-      <w:pPr>
-        <w:spacing w:after="40"/>
-      </w:pPr>
-      <w:r>
-        <w:t xml:space="preserve">Sohn des ʾs¹l ----.</w:t>
+        <w:t xml:space="preserve">Von Wrs, Sohn des ʾglḥ,</w:t>
+      </w:r>
+    </w:p>
+    <w:p>
+      <w:pPr>
+        <w:spacing w:after="40"/>
+      </w:pPr>
+      <w:r>
+        <w:t xml:space="preserve">Sohn des Yslm, Sohn des ʾglḥ,</w:t>
+      </w:r>
+    </w:p>
+    <w:p>
+      <w:pPr>
+        <w:spacing w:after="40"/>
+      </w:pPr>
+      <w:r>
+        <w:t xml:space="preserve">Sohn des ʾsl ----.</w:t>
       </w:r>
     </w:p>
     <w:p>
@@ -3398,7 +3398,7 @@
         <w:spacing w:after="40"/>
       </w:pPr>
       <w:r>
-        <w:t xml:space="preserve">zum Stamm ˥wḏ.</w:t>
+        <w:t xml:space="preserve">zum Stamm ʿwḏ.</w:t>
       </w:r>
     </w:p>
     <w:p>
@@ -3419,7 +3419,7 @@
         <w:spacing w:after="40"/>
       </w:pPr>
       <w:r>
-        <w:t xml:space="preserve">Er fand die Schrift des Ms¹k</w:t>
+        <w:t xml:space="preserve">Er fand die Schrift des Msk</w:t>
       </w:r>
     </w:p>
     <w:p>
@@ -3970,7 +3970,7 @@
         <w:spacing w:after="40"/>
       </w:pPr>
       <w:r>
-        <w:t xml:space="preserve">um Nr, um Ṣfwn, um Ks¹ṭ,</w:t>
+        <w:t xml:space="preserve">um Nr, um Ṣfwn, um Ksṭ,</w:t>
       </w:r>
     </w:p>
     <w:p>
@@ -4060,7 +4060,7 @@
         <w:spacing w:after="40"/>
       </w:pPr>
       <w:r>
-        <w:t xml:space="preserve">B˥ls¹mn — gib Sicherheit,</w:t>
+        <w:t xml:space="preserve">Bʿlsmn — gib Sicherheit,</w:t>
       </w:r>
     </w:p>
     <w:p>
@@ -4150,7 +4150,7 @@
         <w:spacing w:after="40"/>
       </w:pPr>
       <w:r>
-        <w:t xml:space="preserve">und weinte um den Vater, um ˥bd, um den Oheim,</w:t>
+        <w:t xml:space="preserve">und weinte um den Vater, um ʿbd, um den Oheim,</w:t>
       </w:r>
     </w:p>
     <w:p>
@@ -4288,7 +4288,7 @@
         <w:spacing w:after="40"/>
       </w:pPr>
       <w:r>
-        <w:t xml:space="preserve">um Ḫrg, um Gḥmn, um ʾys¹, um Ẓn.</w:t>
+        <w:t xml:space="preserve">um Ḫrg, um Gḥmn, um ʾys, um Ẓn.</w:t>
       </w:r>
     </w:p>
     <w:p>
@@ -4333,7 +4333,7 @@
         <w:spacing w:after="40"/>
       </w:pPr>
       <w:r>
-        <w:t xml:space="preserve">um ʿqrb, um S¹ḫr,</w:t>
+        <w:t xml:space="preserve">um ʿqrb, um Sḫr,</w:t>
       </w:r>
     </w:p>
     <w:p>
@@ -4386,7 +4386,7 @@
         <w:spacing w:after="40"/>
       </w:pPr>
       <w:r>
-        <w:t xml:space="preserve">um Ḫrg, um Gm, um ʾys¹, um Ẓn.</w:t>
+        <w:t xml:space="preserve">um Ḫrg, um Gm, um ʾys, um Ẓn.</w:t>
       </w:r>
     </w:p>
     <w:p>
@@ -4595,7 +4595,7 @@
         <w:spacing w:after="40"/>
       </w:pPr>
       <w:r>
-        <w:t xml:space="preserve">im Jahr, als die Römer S²mt erschlugen.</w:t>
+        <w:t xml:space="preserve">im Jahr, als die Römer Šmt erschlugen.</w:t>
       </w:r>
     </w:p>
     <w:p>
@@ -4775,31 +4775,31 @@
         <w:spacing w:after="40"/>
       </w:pPr>
       <w:r>
-        <w:t xml:space="preserve">Von Lbʾt, Sohn des Ḫṭs¹t, Sohn des Flṭt,</w:t>
-      </w:r>
-    </w:p>
-    <w:p>
-      <w:pPr>
-        <w:spacing w:after="40"/>
-      </w:pPr>
-      <w:r>
-        <w:t xml:space="preserve">Sohn des Bhs², Sohn des ʾḏnt, Sohn des ʾs¹lm,</w:t>
-      </w:r>
-    </w:p>
-    <w:p>
-      <w:pPr>
-        <w:spacing w:after="40"/>
-      </w:pPr>
-      <w:r>
-        <w:t xml:space="preserve">Sohn des Zkr, Sohn des Rfʾt, Sohn des Ws²yt,</w:t>
-      </w:r>
-    </w:p>
-    <w:p>
-      <w:pPr>
-        <w:spacing w:after="40"/>
-      </w:pPr>
-      <w:r>
-        <w:t xml:space="preserve">Sohn des Ḍf, Sohn des ˥gd, Sohn des T˥wḏ.</w:t>
+        <w:t xml:space="preserve">Von Lbʾt, Sohn des Ḫṭst, Sohn des Flṭt,</w:t>
+      </w:r>
+    </w:p>
+    <w:p>
+      <w:pPr>
+        <w:spacing w:after="40"/>
+      </w:pPr>
+      <w:r>
+        <w:t xml:space="preserve">Sohn des Bhš, Sohn des ʾḏnt, Sohn des ʾslm,</w:t>
+      </w:r>
+    </w:p>
+    <w:p>
+      <w:pPr>
+        <w:spacing w:after="40"/>
+      </w:pPr>
+      <w:r>
+        <w:t xml:space="preserve">Sohn des Zkr, Sohn des Rfʾt, Sohn des Wšyt,</w:t>
+      </w:r>
+    </w:p>
+    <w:p>
+      <w:pPr>
+        <w:spacing w:after="40"/>
+      </w:pPr>
+      <w:r>
+        <w:t xml:space="preserve">Sohn des Ḍf, Sohn des ʿgd, Sohn des Tʿwḏ.</w:t>
       </w:r>
     </w:p>
     <w:p>
@@ -4831,7 +4831,7 @@
         <w:spacing w:after="40"/>
       </w:pPr>
       <w:r>
-        <w:t xml:space="preserve">vom Stamm ʾs²ll —</w:t>
+        <w:t xml:space="preserve">vom Stamm ʾšll —</w:t>
       </w:r>
     </w:p>
     <w:p>
@@ -4855,7 +4855,7 @@
         <w:spacing w:after="40"/>
       </w:pPr>
       <w:r>
-        <w:t xml:space="preserve">Ds²ry und Lt:</w:t>
+        <w:t xml:space="preserve">Dšry und Lt:</w:t>
       </w:r>
     </w:p>
     <w:p>
@@ -5022,7 +5022,7 @@
         <w:spacing w:after="40"/>
       </w:pPr>
       <w:r>
-        <w:t xml:space="preserve">um M˥z, erschlagen,</w:t>
+        <w:t xml:space="preserve">um Mʿz, erschlagen,</w:t>
       </w:r>
     </w:p>
     <w:p>
@@ -5038,15 +5038,15 @@
         <w:spacing w:after="40"/>
       </w:pPr>
       <w:r>
-        <w:t xml:space="preserve">um Ns¹m,</w:t>
-      </w:r>
-    </w:p>
-    <w:p>
-      <w:pPr>
-        <w:spacing w:after="40"/>
-      </w:pPr>
-      <w:r>
-        <w:t xml:space="preserve">und um Ṭr aus dem Stamm S¹mw.</w:t>
+        <w:t xml:space="preserve">um Nsm,</w:t>
+      </w:r>
+    </w:p>
+    <w:p>
+      <w:pPr>
+        <w:spacing w:after="40"/>
+      </w:pPr>
+      <w:r>
+        <w:t xml:space="preserve">und um Ṭr aus dem Stamm Smw.</w:t>
       </w:r>
     </w:p>
     <w:p>
@@ -5202,7 +5202,7 @@
         <w:spacing w:after="40"/>
       </w:pPr>
       <w:r>
-        <w:t xml:space="preserve">um den getöteten S²rk</w:t>
+        <w:t xml:space="preserve">um den getöteten Šrk</w:t>
       </w:r>
     </w:p>
     <w:p>
@@ -5292,7 +5292,7 @@
         <w:spacing w:after="40"/>
       </w:pPr>
       <w:r>
-        <w:t xml:space="preserve">und trauerte um Ks¹ṭ.</w:t>
+        <w:t xml:space="preserve">und trauerte um Ksṭ.</w:t>
       </w:r>
     </w:p>
     <w:p>
@@ -5342,7 +5342,7 @@
         <w:spacing w:after="40"/>
       </w:pPr>
       <w:r>
-        <w:t xml:space="preserve">Er kam zurück von S¹mwt</w:t>
+        <w:t xml:space="preserve">Er kam zurück von Smwt</w:t>
       </w:r>
     </w:p>
     <w:p>
@@ -5490,7 +5490,7 @@
         <w:spacing w:after="40"/>
       </w:pPr>
       <w:r>
-        <w:t xml:space="preserve">und zog nach ʾnks¹r.</w:t>
+        <w:t xml:space="preserve">und zog nach ʾnksr.</w:t>
       </w:r>
     </w:p>
     <w:p>

--- a/safaitic-research/Poetics/register/wer_dies_liest_register_v5.docx
+++ b/safaitic-research/Poetics/register/wer_dies_liest_register_v5.docx
@@ -95,7 +95,7 @@
         <w:spacing w:after="200" w:line="320" w:lineRule="auto"/>
       </w:pPr>
       <w:r>
-        <w:t xml:space="preserve">Die Auswahl dieses Bandes umfasst 134 Inschriften und durchläuft acht Register verschiedener Akte: vom Stehen am Stein, über Wünsche, Flüche, hin zu Entzug und Zeugnis. Fundorte sind jeweils über den einzelnen Inschriften aufgeführt. Analyse, Sortierung der Inschriften wurde durch Claude Code erleichtert, wiederkehrende Formeln klassifiziert; die Zuordnung erfolgte per Hand, dem dominanten Sprechakt folgend.</w:t>
+        <w:t xml:space="preserve">Die Auswahl dieses Bandes umfasst 139 Inschriften und durchläuft acht Register verschiedener Akte: vom Stehen am Stein, über Wünsche, Flüche, hin zu Entzug und Zeugnis. Fundorte sind jeweils über den einzelnen Inschriften aufgeführt. Analyse, Sortierung der Inschriften wurde durch Claude Code erleichtert, wiederkehrende Formeln klassifiziert; die Zuordnung erfolgte per Hand, dem dominanten Sprechakt folgend.</w:t>
       </w:r>
     </w:p>
     <w:p>
